--- a/docs/backlogs/AnarBib-Backlog-2026-06-05-v27.docx
+++ b/docs/backlogs/AnarBib-Backlog-2026-06-05-v27.docx
@@ -5311,7 +5311,7 @@
               <w:rPr>
                 <w:sz w:val="17"/>
               </w:rPr>
-              <w:t>🟡 À LIVRER</w:t>
+              <w:t>✅ ACQUIS (section E, CAT-E8)</w:t>
             </w:r>
           </w:p>
         </w:tc>
@@ -5579,7 +5579,7 @@
               <w:rPr>
                 <w:sz w:val="17"/>
               </w:rPr>
-              <w:t>🟡 CADRÉ</w:t>
+              <w:t>✅ ACQUIS (section E, CAT-C5)</w:t>
             </w:r>
           </w:p>
         </w:tc>
@@ -5646,7 +5646,7 @@
               <w:rPr>
                 <w:sz w:val="17"/>
               </w:rPr>
-              <w:t>🔵 DIFFÉRÉ (CAT-C2)</w:t>
+              <w:t>✅ ACQUIS (section E, CAT-C5)</w:t>
             </w:r>
           </w:p>
         </w:tc>
@@ -5713,7 +5713,7 @@
               <w:rPr>
                 <w:sz w:val="17"/>
               </w:rPr>
-              <w:t>🟡 CADRÉ — jamais à l'aveugle</w:t>
+              <w:t>✅ ACQUIS (section E, CAT-D5a)</w:t>
             </w:r>
           </w:p>
         </w:tc>
@@ -5780,7 +5780,7 @@
               <w:rPr>
                 <w:sz w:val="17"/>
               </w:rPr>
-              <w:t>🟡 CADRÉ</w:t>
+              <w:t>✅ ACQUIS (section E, CAT-D5b)</w:t>
             </w:r>
           </w:p>
         </w:tc>
@@ -5847,7 +5847,7 @@
               <w:rPr>
                 <w:sz w:val="17"/>
               </w:rPr>
-              <w:t>🟡 CADRÉ</w:t>
+              <w:t>✅ ACQUIS (section E, CAT-D5c)</w:t>
             </w:r>
           </w:p>
         </w:tc>
@@ -5914,7 +5914,7 @@
               <w:rPr>
                 <w:sz w:val="17"/>
               </w:rPr>
-              <w:t>🟡 CADRÉ</w:t>
+              <w:t>✅ ACQUIS (section E, CAT-D5d)</w:t>
             </w:r>
           </w:p>
         </w:tc>
@@ -11487,7 +11487,7 @@
               <w:rPr>
                 <w:sz w:val="17"/>
               </w:rPr>
-              <w:t>🟡 CADRÉ</w:t>
+              <w:t>✅ ACQUIS (section E)</w:t>
             </w:r>
           </w:p>
         </w:tc>
@@ -11949,6 +11949,384 @@
                 <w:sz w:val="17"/>
               </w:rPr>
               <w:t>Mode de clôture</w:t>
+            </w:r>
+          </w:p>
+        </w:tc>
+      </w:tr>
+      <w:tr>
+        <w:tc>
+          <w:tcPr>
+            <w:tcW w:type="dxa" w:w="969"/>
+          </w:tcPr>
+          <w:p>
+            <w:r>
+              <w:rPr>
+                <w:sz w:val="17"/>
+              </w:rPr>
+              <w:t>05/06/2026</w:t>
+            </w:r>
+          </w:p>
+        </w:tc>
+        <w:tc>
+          <w:tcPr>
+            <w:tcW w:type="dxa" w:w="1799"/>
+          </w:tcPr>
+          <w:p>
+            <w:r>
+              <w:rPr>
+                <w:sz w:val="17"/>
+              </w:rPr>
+              <w:t>CAT-E8 / CAT-C5 — Track A + capas</w:t>
+            </w:r>
+          </w:p>
+        </w:tc>
+        <w:tc>
+          <w:tcPr>
+            <w:tcW w:type="dxa" w:w="1799"/>
+          </w:tcPr>
+          <w:p>
+            <w:r>
+              <w:rPr>
+                <w:sz w:val="17"/>
+              </w:rPr>
+              <w:t>Track A catalogação COMPLET + module capas P1-P3</w:t>
+            </w:r>
+          </w:p>
+        </w:tc>
+        <w:tc>
+          <w:tcPr>
+            <w:tcW w:type="dxa" w:w="4844"/>
+          </w:tcPr>
+          <w:p>
+            <w:r>
+              <w:rPr>
+                <w:sz w:val="17"/>
+              </w:rPr>
+              <w:t>Livré (session soir) — Lots 1→6 + 3b (12 types matériels) ; paliers ternaires simple/advanced/complete effectifs ; classes .ab-* + segmented control ; ancres doublon + capa. Module capas : clé de stockage stable, EF cover_lookup (OpenLibrary/Google Books/og:image), galerie, P3 page-1-PDF côté client. i18n 10 locales. Solde TRA-2c/3/4/5, CAPAS-P1/P2/P3 de l'annexe D.</w:t>
+            </w:r>
+          </w:p>
+        </w:tc>
+      </w:tr>
+      <w:tr>
+        <w:tc>
+          <w:tcPr>
+            <w:tcW w:type="dxa" w:w="969"/>
+          </w:tcPr>
+          <w:p>
+            <w:r>
+              <w:rPr>
+                <w:sz w:val="17"/>
+              </w:rPr>
+              <w:t>05/06/2026</w:t>
+            </w:r>
+          </w:p>
+        </w:tc>
+        <w:tc>
+          <w:tcPr>
+            <w:tcW w:type="dxa" w:w="1799"/>
+          </w:tcPr>
+          <w:p>
+            <w:r>
+              <w:rPr>
+                <w:sz w:val="17"/>
+              </w:rPr>
+              <w:t>CAT-G1 / CAT-G2 — liaison + contributeurs</w:t>
+            </w:r>
+          </w:p>
+        </w:tc>
+        <w:tc>
+          <w:tcPr>
+            <w:tcW w:type="dxa" w:w="1799"/>
+          </w:tcPr>
+          <w:p>
+            <w:r>
+              <w:rPr>
+                <w:sz w:val="17"/>
+              </w:rPr>
+              <w:t>Liaison autorités↔œuvres + flux contributeurs</w:t>
+            </w:r>
+          </w:p>
+        </w:tc>
+        <w:tc>
+          <w:tcPr>
+            <w:tcW w:type="dxa" w:w="4844"/>
+          </w:tcPr>
+          <w:p>
+            <w:r>
+              <w:rPr>
+                <w:sz w:val="17"/>
+              </w:rPr>
+              <w:t>Livré (session soir) — fn_normalize_name + trigger book_contributors.author_id → book_authors (backfill 371) ; RPC suggest/confirm/unlink + outil « Rattacher aux œuvres » ; fiche livre publique affiche TOUS les contributeurs (get_book_contributors_public) ; flux brouillon→publié comblé (2 triggers, préservation author_id par nom normalisé).</w:t>
+            </w:r>
+          </w:p>
+        </w:tc>
+      </w:tr>
+      <w:tr>
+        <w:tc>
+          <w:tcPr>
+            <w:tcW w:type="dxa" w:w="969"/>
+          </w:tcPr>
+          <w:p>
+            <w:r>
+              <w:rPr>
+                <w:sz w:val="17"/>
+              </w:rPr>
+              <w:t>05/06/2026</w:t>
+            </w:r>
+          </w:p>
+        </w:tc>
+        <w:tc>
+          <w:tcPr>
+            <w:tcW w:type="dxa" w:w="1799"/>
+          </w:tcPr>
+          <w:p>
+            <w:r>
+              <w:rPr>
+                <w:sz w:val="17"/>
+              </w:rPr>
+              <w:t>CAT-H1 — fusion de doublons</w:t>
+            </w:r>
+          </w:p>
+        </w:tc>
+        <w:tc>
+          <w:tcPr>
+            <w:tcW w:type="dxa" w:w="1799"/>
+          </w:tcPr>
+          <w:p>
+            <w:r>
+              <w:rPr>
+                <w:sz w:val="17"/>
+              </w:rPr>
+              <w:t>Fusion de doublons (autorités ET documents)</w:t>
+            </w:r>
+          </w:p>
+        </w:tc>
+        <w:tc>
+          <w:tcPr>
+            <w:tcW w:type="dxa" w:w="4844"/>
+          </w:tcPr>
+          <w:p>
+            <w:r>
+              <w:rPr>
+                <w:sz w:val="17"/>
+              </w:rPr>
+              <w:t>Livré (session soir) — table d'audit merge_log + suggest_author_duplicates/merge_author + suggest_book_duplicates/merge_book (holdings fusion/repoint, circulation repointée, wishlist dedupe, recompute disponibilité). Validation humaine. UI sur fiches auteur ET document. Dogfood OK.</w:t>
+            </w:r>
+          </w:p>
+        </w:tc>
+      </w:tr>
+      <w:tr>
+        <w:tc>
+          <w:tcPr>
+            <w:tcW w:type="dxa" w:w="969"/>
+          </w:tcPr>
+          <w:p>
+            <w:r>
+              <w:rPr>
+                <w:sz w:val="17"/>
+              </w:rPr>
+              <w:t>05/06/2026</w:t>
+            </w:r>
+          </w:p>
+        </w:tc>
+        <w:tc>
+          <w:tcPr>
+            <w:tcW w:type="dxa" w:w="1799"/>
+          </w:tcPr>
+          <w:p>
+            <w:r>
+              <w:rPr>
+                <w:sz w:val="17"/>
+              </w:rPr>
+              <w:t>CAT-D5a…d — Track D COMPLET</w:t>
+            </w:r>
+          </w:p>
+        </w:tc>
+        <w:tc>
+          <w:tcPr>
+            <w:tcW w:type="dxa" w:w="1799"/>
+          </w:tcPr>
+          <w:p>
+            <w:r>
+              <w:rPr>
+                <w:sz w:val="17"/>
+              </w:rPr>
+              <w:t>Sources externes &amp; autorités (Track C/D)</w:t>
+            </w:r>
+          </w:p>
+        </w:tc>
+        <w:tc>
+          <w:tcPr>
+            <w:tcW w:type="dxa" w:w="4844"/>
+          </w:tcPr>
+          <w:p>
+            <w:r>
+              <w:rPr>
+                <w:sz w:val="17"/>
+              </w:rPr>
+              <w:t>Livré (session tardive) — solde SRC-LoC/REST/BN/AUT de l'annexe D. P1 réactivation LoC post-FOLIO (URL sru/LCDB, retry 502) ; P2 adaptateurs REST Open Library + Wikidata (catalog_metadata_lookup 7 sources) ; P3 BN Brasil fédéré dans « Buscar metadados » (8 sources) ; P4 EF authority_lookup (Wikidata→VIAF/ISNI/variant_forms) + Atelier autorités ; P5 i18n. Fuite variant_forms au publish colmatée.</w:t>
+            </w:r>
+          </w:p>
+        </w:tc>
+      </w:tr>
+      <w:tr>
+        <w:tc>
+          <w:tcPr>
+            <w:tcW w:type="dxa" w:w="969"/>
+          </w:tcPr>
+          <w:p>
+            <w:r>
+              <w:rPr>
+                <w:sz w:val="17"/>
+              </w:rPr>
+              <w:t>05/06/2026</w:t>
+            </w:r>
+          </w:p>
+        </w:tc>
+        <w:tc>
+          <w:tcPr>
+            <w:tcW w:type="dxa" w:w="1799"/>
+          </w:tcPr>
+          <w:p>
+            <w:r>
+              <w:rPr>
+                <w:sz w:val="17"/>
+              </w:rPr>
+              <w:t>CAT-G3 — liaison volet préventif</w:t>
+            </w:r>
+          </w:p>
+        </w:tc>
+        <w:tc>
+          <w:tcPr>
+            <w:tcW w:type="dxa" w:w="1799"/>
+          </w:tcPr>
+          <w:p>
+            <w:r>
+              <w:rPr>
+                <w:sz w:val="17"/>
+              </w:rPr>
+              <w:t>Sélecteur d'autorité au catalogage</w:t>
+            </w:r>
+          </w:p>
+        </w:tc>
+        <w:tc>
+          <w:tcPr>
+            <w:tcW w:type="dxa" w:w="4844"/>
+          </w:tcPr>
+          <w:p>
+            <w:r>
+              <w:rPr>
+                <w:sz w:val="17"/>
+              </w:rPr>
+              <w:t>Livré (session tardive) — colonne book_draft_contributors.author_id ; RPC search_authors_by_name (exact/préfixe/substring/trigramme) ; sélecteur par ligne contributeur dans BookDraftForm (bouton Lier → recherche → badge) ; author_id explicite prime à la publication. Pose le lien dès le catalogage → empêche les contributeurs orphelins à la source.</w:t>
+            </w:r>
+          </w:p>
+        </w:tc>
+      </w:tr>
+      <w:tr>
+        <w:tc>
+          <w:tcPr>
+            <w:tcW w:type="dxa" w:w="969"/>
+          </w:tcPr>
+          <w:p>
+            <w:r>
+              <w:rPr>
+                <w:sz w:val="17"/>
+              </w:rPr>
+              <w:t>05/06/2026</w:t>
+            </w:r>
+          </w:p>
+        </w:tc>
+        <w:tc>
+          <w:tcPr>
+            <w:tcW w:type="dxa" w:w="1799"/>
+          </w:tcPr>
+          <w:p>
+            <w:r>
+              <w:rPr>
+                <w:sz w:val="17"/>
+              </w:rPr>
+              <w:t>CAT-I1 / CAT-I2 — Ateliers + notes bio</w:t>
+            </w:r>
+          </w:p>
+        </w:tc>
+        <w:tc>
+          <w:tcPr>
+            <w:tcW w:type="dxa" w:w="1799"/>
+          </w:tcPr>
+          <w:p>
+            <w:r>
+              <w:rPr>
+                <w:sz w:val="17"/>
+              </w:rPr>
+              <w:t>Socle Ateliers + UI notes bio multilingues</w:t>
+            </w:r>
+          </w:p>
+        </w:tc>
+        <w:tc>
+          <w:tcPr>
+            <w:tcW w:type="dxa" w:w="4844"/>
+          </w:tcPr>
+          <w:p>
+            <w:r>
+              <w:rPr>
+                <w:sz w:val="17"/>
+              </w:rPr>
+              <w:t>Livré — socle : author_translations étendue (status draft/reviewed, CHECK lang 10 locales), variant_forms jsonb. UI : widget bio avec statut de revue par langue, RPC set_author_translation_review, seed bio locale UI au publish (défaut pt-BR, ON CONFLICT DO NOTHING).</w:t>
+            </w:r>
+          </w:p>
+        </w:tc>
+      </w:tr>
+      <w:tr>
+        <w:tc>
+          <w:tcPr>
+            <w:tcW w:type="dxa" w:w="969"/>
+          </w:tcPr>
+          <w:p>
+            <w:r>
+              <w:rPr>
+                <w:sz w:val="17"/>
+              </w:rPr>
+              <w:t>05/06/2026</w:t>
+            </w:r>
+          </w:p>
+        </w:tc>
+        <w:tc>
+          <w:tcPr>
+            <w:tcW w:type="dxa" w:w="1799"/>
+          </w:tcPr>
+          <w:p>
+            <w:r>
+              <w:rPr>
+                <w:sz w:val="17"/>
+              </w:rPr>
+              <w:t>#TEST-i18n-nl-el + CLAUDE.md</w:t>
+            </w:r>
+          </w:p>
+        </w:tc>
+        <w:tc>
+          <w:tcPr>
+            <w:tcW w:type="dxa" w:w="1799"/>
+          </w:tcPr>
+          <w:p>
+            <w:r>
+              <w:rPr>
+                <w:sz w:val="17"/>
+              </w:rPr>
+              <w:t>Gate i18n 10 locales + règle horodatage</w:t>
+            </w:r>
+          </w:p>
+        </w:tc>
+        <w:tc>
+          <w:tcPr>
+            <w:tcW w:type="dxa" w:w="4844"/>
+          </w:tcPr>
+          <w:p>
+            <w:r>
+              <w:rPr>
+                <w:sz w:val="17"/>
+              </w:rPr>
+              <w:t>Livré — nl et el ajoutés à i18n.test.js (parité des 10 locales gardée par la CI, 76 tests) ; règle dure « horodatage de migration = heure UTC exacte, jamais approximative » inscrite dans CLAUDE.md (anti-collision).</w:t>
             </w:r>
           </w:p>
         </w:tc>

--- a/docs/backlogs/AnarBib-Backlog-2026-06-05-v27.docx
+++ b/docs/backlogs/AnarBib-Backlog-2026-06-05-v27.docx
@@ -2991,14 +2991,13 @@
           <w:b/>
           <w:i w:val="0"/>
         </w:rPr>
-        <w:t xml:space="preserve">Score 15 (HAUTE) • Statut 🟠 EN COURS. </w:t>
+        <w:t>Score 15 (HAUTE) • Statut ✅ CLOS le 05/06/2026. R.6 exécuté : code Brevo retiré des 8 transports + 2 modules env partagés (R.6.1) ; 7 secrets BREVO_* supprimés (R.6.2) ; couture sender confirmée saine (R.6.3) ; compte Brevo en standby, fermeture indicative fin été 2026 (R.6.4). Ajout d'un gate dur RESEND_API_KEY à l'inscription. Volet documentaire : DPA porté en v1.1 (10 langues), registre des traitements et guide de gouvernance mis à jour (garde-fou anti-tracking, envoi via Resend sans suivi ouvertures/clics) ; guide de gouvernance traduit dans les 10 langues du réseau (.md + .docx, docs/governance/). Reste l'hygiène R.7 (hors #110) : retrait du secret MAIL_PROVIDER, rationalisation des variables sender, réécriture des 3 sites de register + suppression de brevoPayloadToResend.</w:t>
       </w:r>
       <w:r>
         <w:rPr>
           <w:b w:val="0"/>
           <w:i w:val="0"/>
         </w:rPr>
-        <w:t>R.1-R.5 livrés. R.6 (suppression de Brevo, 0,5 j) n'a pas été exécutée le 05/06 comme planifié — confirmé en session : elle reste à faire, après la période de coexistence (la spec recommande le bilan à deux semaines R.5.4 pour décider de l'ouvrir). R.7 (alignement architectural) = hygiène ultérieure. Important : d'après la spec elle-même, R.6 ne bloque ni l'étape 8 de #BIBLIO (jalon = R.4, arbitrage F.6) ni le fond de #NOTIFY-Painel-acts (l'audit préalable est indépendant du provider).</w:t>
       </w:r>
     </w:p>
     <w:p>

--- a/docs/backlogs/AnarBib-Backlog-2026-06-05-v27.docx
+++ b/docs/backlogs/AnarBib-Backlog-2026-06-05-v27.docx
@@ -2991,7 +2991,7 @@
           <w:b/>
           <w:i w:val="0"/>
         </w:rPr>
-        <w:t>Score 15 (HAUTE) • Statut ✅ CLOS le 05/06/2026. R.6 exécuté : code Brevo retiré des 8 transports + 2 modules env partagés (R.6.1) ; 7 secrets BREVO_* supprimés (R.6.2) ; couture sender confirmée saine (R.6.3) ; compte Brevo en standby, fermeture indicative fin été 2026 (R.6.4). Ajout d'un gate dur RESEND_API_KEY à l'inscription. Volet documentaire : DPA porté en v1.1 (10 langues), registre des traitements et guide de gouvernance mis à jour (garde-fou anti-tracking, envoi via Resend sans suivi ouvertures/clics) ; guide de gouvernance traduit dans les 10 langues du réseau (.md + .docx, docs/governance/). Reste l'hygiène R.7 (hors #110) : retrait du secret MAIL_PROVIDER, rationalisation des variables sender, réécriture des 3 sites de register + suppression de brevoPayloadToResend.</w:t>
+        <w:t>Score 15 (HAUTE) • Statut ✅ CLOS le 05/06/2026. R.6 exécuté : code Brevo retiré des 8 transports + 2 modules env partagés (R.6.1) ; 7 secrets BREVO_* supprimés (R.6.2) ; couture sender confirmée saine (R.6.3) ; compte Brevo en standby, fermeture indicative fin été 2026 (R.6.4). Ajout d'un gate dur RESEND_API_KEY à l'inscription. Volet documentaire : DPA porté en v1.1 (10 langues), registre des traitements et guide de gouvernance mis à jour (garde-fou anti-tracking, envoi via Resend sans suivi ouvertures/clics) ; guide de gouvernance traduit dans les 10 langues du réseau (.md + .docx, docs/governance/). Hygiène R.7 également exécutée le 08/06/2026 : secret MAIL_PROVIDER retiré, variables sender harmonisées sur le couple canonique SENDER_EMAIL/SENDER_NAME (5 secrets redondants retirés), register en payload Resend natif (brevoPayloadToResend supprimé). 13 secrets nettoyés au total ; plus aucune trace de Brevo (code et secrets).</w:t>
       </w:r>
       <w:r>
         <w:rPr>

--- a/docs/backlogs/AnarBib-Backlog-2026-06-05-v27.docx
+++ b/docs/backlogs/AnarBib-Backlog-2026-06-05-v27.docx
@@ -2856,14 +2856,27 @@
           <w:b/>
           <w:i w:val="0"/>
         </w:rPr>
-        <w:t xml:space="preserve">Score 18 (CRITIQUE) • Statut 🟠 EN COURS (étape 8). </w:t>
+        <w:t>Score 18 (CRITIQUE) • Statut ✅ CLOS le 08/06/2026. Chantier-cadre clos sur sa mission (12 onglets fonctionnels, parité doctrinale, transports mail câblés). L'étape 8 (mails EA-13/14/19) a été livrée et vérifiée de bout en bout, débloquée par la clôture de #110 : EA-13 = RPC fn_send_weekly_report_now recâblant le bouton « Enviar relatório » sur notify-weekly-report (Resend) ; EA-14 = digest hebdo actif via cron ; EA-19 = déjà livré (fn_task_invite). Les ex-étapes 9-10 (parité HTML radicale) sont reclassées hors chantier-cadre en ticket dormant (cf. C.1bis) : EA-12 phase 2 (PEB) différée/gelée, conditionnée au retour d'usage BLMF↔BTL ; EA-11 (échanges, recoupe #156) non retenue par défaut. Normatif : REGISTRE §19 (BIBLIO-CLOSE/9/10), cartographie §6.4.</w:t>
       </w:r>
       <w:r>
         <w:rPr>
           <w:b w:val="0"/>
           <w:i w:val="0"/>
         </w:rPr>
-        <w:t>Dix-neuf écarts arbitrés (EA-00 à EA-18), huit étapes livrées. Reste l'étape 8 (mails de la page Biblioteca) — marquée « bloquée par #110 R.6 » au v26, mais la spec v0.4 fixe le jalon de déblocage à la fin de R.4 ; R.1-R.5 étant livrés, le v27 propose le déblocage immédiat (arbitrage F.6). Reste aussi l'étape 10 (câblage frontend des échanges, recoupe #156 — arbitrage F.5) et les 4 dettes résiduelles PEB d'EA-12 phase 2.</w:t>
+      </w:r>
+    </w:p>
+    <w:p>
+      <w:pPr>
+        <w:pStyle w:val="Heading2"/>
+      </w:pPr>
+      <w:r>
+        <w:t>C.1bis — #BIBLIO-PARITE — Parité HTML échanges/PEB (dormant, gelé)</w:t>
+      </w:r>
+    </w:p>
+    <w:p>
+      <w:pPr/>
+      <w:r>
+        <w:t>Statut 🧊 DORMANT (gelé le 08/06/2026). Reclassement des ex-étapes 9-10 du chantier-cadre Biblioteca (clos, cf. C.1), hors périmètre actif. (1) EA-12 phase 2 — parité fonctionnelle PEB (~45 fn JS) : différée, conditionnée au retour d'usage réel BLMF↔BTL en production ; ne se rouvre que sur manque concret constaté. (2) EA-11 — parité HTML radicale des échanges (~118 fn JS, recoupe #156) : non retenue par défaut, réouvrable uniquement sur décision délibérée. Normatif : REGISTRE BIBLIO-9 / BIBLIO-10. Aucune action tant que non réactivé.</w:t>
       </w:r>
     </w:p>
     <w:p>
@@ -12836,7 +12849,7 @@
           <w:b w:val="0"/>
           <w:i w:val="0"/>
         </w:rPr>
-        <w:t>Inchangé. L'étape 10 (« câblage frontend des échanges ») recoupe #156. Verser #156 dans #BIBLIO comme sous-ticket de l'étape 10 ?</w:t>
+        <w:t>Tranché le 08/06/2026 : l'étape 10 (EA-11, câblage frontend des échanges à parité HTML radicale) est NON RETENUE par défaut (REGISTRE BIBLIO-10) — le panneau React est jugé fonctionnellement suffisant. La question « verser #156 dans #BIBLIO étape 10 » est close ; #156 reste un ticket indépendant si une refonte des échanges est un jour décidée.</w:t>
       </w:r>
     </w:p>
     <w:p>

--- a/docs/backlogs/AnarBib-Backlog-2026-06-05-v27.docx
+++ b/docs/backlogs/AnarBib-Backlog-2026-06-05-v27.docx
@@ -3057,14 +3057,13 @@
           <w:b/>
           <w:i w:val="0"/>
         </w:rPr>
-        <w:t xml:space="preserve">Score 15 (HAUTE) • Statut 🟡 CADRÉ — audit préalable. </w:t>
+        <w:t>Score 15 (HAUTE) • Statut 🟢 AUDIT FAIT — câblage à faire (débloqué par #110). Audit préalable livré le 08/06/2026 (AUDIT_NOTIFY-Painel-acts_2026-06-08.md) : les 3 familles d'actes Painel et leurs levées sont muettes — cotisation (fn_record_membership_payment), restriction locale (api.restrict_member/unrestrict_member), gel global (api.freeze_account/unfreeze_account). 4 arbitrages tranchés (REGISTRE NOTIF-PA0..4) : levées notifiées ; e-mail cotisation configurable par biblio (défaut ON) ; restriction/gel = mail membre OBLIGATOIRE (profile_restriction_enabled = copie staff) ; contenu = motif/portée/montant. Câblage = pattern dispatch + EF + i18n (+ in-app B3 pour restriction/gel), à séquencer par famille.</w:t>
       </w:r>
       <w:r>
         <w:rPr>
           <w:b w:val="0"/>
           <w:i w:val="0"/>
         </w:rPr>
-        <w:t>Aucun mail sur trois familles d'actes du Painel (paiement cotisation, restriction locale, gel global). L'audit préalable obligatoire peut démarrer sans attendre R.6 ; le câblage final se fera sur la couche Resend stabilisée.</w:t>
       </w:r>
     </w:p>
     <w:p>
